--- a/Project Library/Project Documents/CSE 474 SQAP.docx
+++ b/Project Library/Project Documents/CSE 474 SQAP.docx
@@ -7,7 +7,10 @@
         <w:pStyle w:val="Style1"/>
       </w:pPr>
       <w:r>
-        <w:t>CSE 474 SQAP</w:t>
+        <w:t xml:space="preserve">Inventory Management </w:t>
+      </w:r>
+      <w:r>
+        <w:t>SQAP</w:t>
       </w:r>
     </w:p>
     <w:p>

--- a/Project Library/Project Documents/CSE 474 SQAP.docx
+++ b/Project Library/Project Documents/CSE 474 SQAP.docx
@@ -3532,6 +3532,18 @@
       </w:pPr>
       <w:r>
         <w:t>Software development contract between Green Grocers Inc. and Innovative Solutions Inc.</w:t>
+      </w:r>
+    </w:p>
+    <w:p>
+      <w:pPr>
+        <w:pStyle w:val="ListParagraph"/>
+        <w:numPr>
+          <w:ilvl w:val="0"/>
+          <w:numId w:val="7"/>
+        </w:numPr>
+      </w:pPr>
+      <w:r>
+        <w:t>IEEE 730-2014</w:t>
       </w:r>
     </w:p>
     <w:p/>
